--- a/wordtempl/reportJudge/copy_template.docx
+++ b/wordtempl/reportJudge/copy_template.docx
@@ -4,7 +4,7 @@
   <w:body>
     <w:p>
       <w:r>
-        <w:t>rhg xduvr</w:t>
+        <w:t>hcwehifiehwc</w:t>
       </w:r>
     </w:p>
     <w:p>
